--- a/iuh/môn/hk2-3/xac-dinh-yc-he-thong/giai/tuan9.docx
+++ b/iuh/môn/hk2-3/xac-dinh-yc-he-thong/giai/tuan9.docx
@@ -858,6 +858,12 @@
     </w:p>
     <w:sdt>
       <w:sdtPr>
+        <w:rPr>
+          <w:smallCaps w:val="0"/>
+          <w:spacing w:val="0"/>
+          <w:sz w:val="20"/>
+          <w:szCs w:val="20"/>
+        </w:rPr>
         <w:id w:val="-481773649"/>
         <w:docPartObj>
           <w:docPartGallery w:val="Table of Contents"/>
@@ -868,11 +874,7 @@
         <w:rPr>
           <w:b/>
           <w:bCs/>
-          <w:smallCaps w:val="0"/>
           <w:noProof/>
-          <w:spacing w:val="0"/>
-          <w:sz w:val="20"/>
-          <w:szCs w:val="20"/>
         </w:rPr>
       </w:sdtEndPr>
       <w:sdtContent>
@@ -2044,39 +2046,898 @@
     <w:p>
       <w:pPr>
         <w:spacing w:after="160" w:line="278" w:lineRule="auto"/>
+      </w:pPr>
+      <w:r>
+        <w:t>1. Phương pháp Phỏng vấn (Interviews)</w:t>
+      </w:r>
+    </w:p>
+    <w:p>
+      <w:pPr>
+        <w:numPr>
+          <w:ilvl w:val="0"/>
+          <w:numId w:val="28"/>
+        </w:numPr>
+        <w:spacing w:after="160" w:line="278" w:lineRule="auto"/>
+      </w:pPr>
+      <w:r>
+        <w:rPr>
+          <w:b/>
+          <w:bCs/>
+        </w:rPr>
+        <w:t>Trường hợp áp dụng:</w:t>
+      </w:r>
+    </w:p>
+    <w:p>
+      <w:pPr>
+        <w:numPr>
+          <w:ilvl w:val="1"/>
+          <w:numId w:val="28"/>
+        </w:numPr>
+        <w:spacing w:after="160" w:line="278" w:lineRule="auto"/>
+      </w:pPr>
+      <w:r>
+        <w:t>Cần tìm hiểu sâu về quan điểm, thái độ và cảm xúc của người dùng đối với hệ thống.</w:t>
+      </w:r>
+    </w:p>
+    <w:p>
+      <w:pPr>
+        <w:numPr>
+          <w:ilvl w:val="1"/>
+          <w:numId w:val="28"/>
+        </w:numPr>
+        <w:spacing w:after="160" w:line="278" w:lineRule="auto"/>
+      </w:pPr>
+      <w:r>
+        <w:t>Khi cần làm rõ các yêu cầu phức tạp hoặc còn mơ hồ mà tài liệu không giải thích được.</w:t>
+      </w:r>
+    </w:p>
+    <w:p>
+      <w:pPr>
+        <w:numPr>
+          <w:ilvl w:val="1"/>
+          <w:numId w:val="28"/>
+        </w:numPr>
+        <w:spacing w:after="160" w:line="278" w:lineRule="auto"/>
+      </w:pPr>
+      <w:r>
+        <w:t>Thường dùng sau khi đã phân tích tài liệu để kiểm chứng lại các thông tin thu thập được.</w:t>
+      </w:r>
+    </w:p>
+    <w:p>
+      <w:pPr>
+        <w:numPr>
+          <w:ilvl w:val="0"/>
+          <w:numId w:val="28"/>
+        </w:numPr>
+        <w:spacing w:after="160" w:line="278" w:lineRule="auto"/>
+      </w:pPr>
+      <w:r>
+        <w:rPr>
+          <w:b/>
+          <w:bCs/>
+        </w:rPr>
+        <w:t>Ưu điểm:</w:t>
+      </w:r>
+    </w:p>
+    <w:p>
+      <w:pPr>
+        <w:numPr>
+          <w:ilvl w:val="1"/>
+          <w:numId w:val="28"/>
+        </w:numPr>
+        <w:spacing w:after="160" w:line="278" w:lineRule="auto"/>
+      </w:pPr>
+      <w:r>
+        <w:rPr>
+          <w:b/>
+          <w:bCs/>
+        </w:rPr>
+        <w:t>Tương tác linh hoạt:</w:t>
+      </w:r>
+      <w:r>
+        <w:t> Phân tích viên có thể đặt câu hỏi đào sâu (Tại sao? Như thế nào?) dựa trên câu trả lời của người được phỏng vấn.</w:t>
+      </w:r>
+    </w:p>
+    <w:p>
+      <w:pPr>
+        <w:numPr>
+          <w:ilvl w:val="1"/>
+          <w:numId w:val="28"/>
+        </w:numPr>
+        <w:spacing w:after="160" w:line="278" w:lineRule="auto"/>
+      </w:pPr>
+      <w:r>
+        <w:rPr>
+          <w:b/>
+          <w:bCs/>
+        </w:rPr>
+        <w:t>Xây dựng mối quan hệ:</w:t>
+      </w:r>
+      <w:r>
+        <w:t> Giúp tạo sự tin tưởng và gắn kết giữa đội ngũ dự án và người dùng.</w:t>
+      </w:r>
+    </w:p>
+    <w:p>
+      <w:pPr>
+        <w:numPr>
+          <w:ilvl w:val="1"/>
+          <w:numId w:val="28"/>
+        </w:numPr>
+        <w:spacing w:after="160" w:line="278" w:lineRule="auto"/>
+      </w:pPr>
+      <w:r>
+        <w:rPr>
+          <w:b/>
+          <w:bCs/>
+        </w:rPr>
+        <w:t>Quan sát được phi ngôn ngữ:</w:t>
+      </w:r>
+      <w:r>
+        <w:t> Nhận biết được sự do dự, hào hứng hoặc khó chịu của người dùng qua thái độ, cử chỉ.</w:t>
+      </w:r>
+    </w:p>
+    <w:p>
+      <w:pPr>
+        <w:numPr>
+          <w:ilvl w:val="0"/>
+          <w:numId w:val="28"/>
+        </w:numPr>
+        <w:spacing w:after="160" w:line="278" w:lineRule="auto"/>
+      </w:pPr>
+      <w:r>
+        <w:rPr>
+          <w:b/>
+          <w:bCs/>
+        </w:rPr>
+        <w:t>Nhược điểm:</w:t>
+      </w:r>
+    </w:p>
+    <w:p>
+      <w:pPr>
+        <w:numPr>
+          <w:ilvl w:val="1"/>
+          <w:numId w:val="28"/>
+        </w:numPr>
+        <w:spacing w:after="160" w:line="278" w:lineRule="auto"/>
+      </w:pPr>
+      <w:r>
+        <w:rPr>
+          <w:b/>
+          <w:bCs/>
+        </w:rPr>
+        <w:t>Tốn thời gian:</w:t>
+      </w:r>
+      <w:r>
+        <w:t> Mất nhiều thời gian để chuẩn bị, thực hiện và tổng hợp kết quả (đặc biệt là phỏng vấn 1-1).</w:t>
+      </w:r>
+    </w:p>
+    <w:p>
+      <w:pPr>
+        <w:numPr>
+          <w:ilvl w:val="1"/>
+          <w:numId w:val="28"/>
+        </w:numPr>
+        <w:spacing w:after="160" w:line="278" w:lineRule="auto"/>
+      </w:pPr>
+      <w:r>
+        <w:rPr>
+          <w:b/>
+          <w:bCs/>
+        </w:rPr>
+        <w:t>Phụ thuộc kỹ năng:</w:t>
+      </w:r>
+      <w:r>
+        <w:t> Kết quả phụ thuộc rất lớn vào khả năng đặt câu hỏi và dẫn dắt của người phân tích.</w:t>
+      </w:r>
+    </w:p>
+    <w:p>
+      <w:pPr>
+        <w:numPr>
+          <w:ilvl w:val="1"/>
+          <w:numId w:val="28"/>
+        </w:numPr>
+        <w:spacing w:after="160" w:line="278" w:lineRule="auto"/>
+      </w:pPr>
+      <w:r>
+        <w:rPr>
+          <w:b/>
+          <w:bCs/>
+        </w:rPr>
+        <w:t>Rủi ro mâu thuẫn:</w:t>
+      </w:r>
+      <w:r>
+        <w:t> Các đối tượng khác nhau có thể đưa ra các yêu cầu trái ngược nhau về cùng một vấn đề.</w:t>
+      </w:r>
+    </w:p>
+    <w:p>
+      <w:pPr>
+        <w:spacing w:after="160" w:line="278" w:lineRule="auto"/>
+      </w:pPr>
+      <w:r>
+        <w:pict w14:anchorId="44F86746">
+          <v:rect id="_x0000_i1043" style="width:183.75pt;height:.75pt" o:hrpct="0" o:hralign="center" o:hrstd="t" o:hr="t" fillcolor="#a0a0a0" stroked="f"/>
+        </w:pict>
+      </w:r>
+    </w:p>
+    <w:p>
+      <w:pPr>
+        <w:spacing w:after="160" w:line="278" w:lineRule="auto"/>
+      </w:pPr>
+      <w:r>
+        <w:t>2. Phương pháp Bảng câu hỏi / Khảo sát (Questionnaires / Surveys)</w:t>
+      </w:r>
+    </w:p>
+    <w:p>
+      <w:pPr>
+        <w:numPr>
+          <w:ilvl w:val="0"/>
+          <w:numId w:val="29"/>
+        </w:numPr>
+        <w:spacing w:after="160" w:line="278" w:lineRule="auto"/>
+      </w:pPr>
+      <w:r>
+        <w:rPr>
+          <w:b/>
+          <w:bCs/>
+        </w:rPr>
+        <w:t>Trường hợp áp dụng:</w:t>
+      </w:r>
+    </w:p>
+    <w:p>
+      <w:pPr>
+        <w:numPr>
+          <w:ilvl w:val="1"/>
+          <w:numId w:val="29"/>
+        </w:numPr>
+        <w:spacing w:after="160" w:line="278" w:lineRule="auto"/>
+      </w:pPr>
+      <w:r>
+        <w:t>Khi số lượng người dùng quá lớn và phân tán về mặt địa lý (không thể phỏng vấn hết).</w:t>
+      </w:r>
+    </w:p>
+    <w:p>
+      <w:pPr>
+        <w:numPr>
+          <w:ilvl w:val="1"/>
+          <w:numId w:val="29"/>
+        </w:numPr>
+        <w:spacing w:after="160" w:line="278" w:lineRule="auto"/>
+      </w:pPr>
+      <w:r>
+        <w:t>Cần thu thập số liệu mang tính định lượng (ví dụ: % người dùng muốn tính năng A).</w:t>
+      </w:r>
+    </w:p>
+    <w:p>
+      <w:pPr>
+        <w:numPr>
+          <w:ilvl w:val="1"/>
+          <w:numId w:val="29"/>
+        </w:numPr>
+        <w:spacing w:after="160" w:line="278" w:lineRule="auto"/>
+      </w:pPr>
+      <w:r>
+        <w:t>Muốn lấy ý kiến phản hồi một cách khách quan, ẩn danh về các vấn đề nhạy cảm.</w:t>
+      </w:r>
+    </w:p>
+    <w:p>
+      <w:pPr>
+        <w:numPr>
+          <w:ilvl w:val="0"/>
+          <w:numId w:val="29"/>
+        </w:numPr>
+        <w:spacing w:after="160" w:line="278" w:lineRule="auto"/>
+      </w:pPr>
+      <w:r>
+        <w:rPr>
+          <w:b/>
+          <w:bCs/>
+        </w:rPr>
+        <w:lastRenderedPageBreak/>
+        <w:t>Ưu điểm:</w:t>
+      </w:r>
+    </w:p>
+    <w:p>
+      <w:pPr>
+        <w:numPr>
+          <w:ilvl w:val="1"/>
+          <w:numId w:val="29"/>
+        </w:numPr>
+        <w:spacing w:after="160" w:line="278" w:lineRule="auto"/>
+      </w:pPr>
+      <w:r>
+        <w:rPr>
+          <w:b/>
+          <w:bCs/>
+        </w:rPr>
+        <w:t>Phạm vi rộng:</w:t>
+      </w:r>
+      <w:r>
+        <w:t> Có thể thu thập ý kiến từ hàng trăm, hàng nghìn người cùng một lúc với chi phí thấp.</w:t>
+      </w:r>
+    </w:p>
+    <w:p>
+      <w:pPr>
+        <w:numPr>
+          <w:ilvl w:val="1"/>
+          <w:numId w:val="29"/>
+        </w:numPr>
+        <w:spacing w:after="160" w:line="278" w:lineRule="auto"/>
+      </w:pPr>
+      <w:r>
+        <w:rPr>
+          <w:b/>
+          <w:bCs/>
+        </w:rPr>
+        <w:t>Dễ phân tích:</w:t>
+      </w:r>
+      <w:r>
+        <w:t> Các câu hỏi trắc nghiệm giúp việc thống kê và so sánh dữ liệu trở nên nhanh chóng bằng công cụ.</w:t>
+      </w:r>
+    </w:p>
+    <w:p>
+      <w:pPr>
+        <w:numPr>
+          <w:ilvl w:val="1"/>
+          <w:numId w:val="29"/>
+        </w:numPr>
+        <w:spacing w:after="160" w:line="278" w:lineRule="auto"/>
+      </w:pPr>
+      <w:r>
+        <w:rPr>
+          <w:b/>
+          <w:bCs/>
+        </w:rPr>
+        <w:t>Tiết kiệm thời gian người dùng:</w:t>
+      </w:r>
+      <w:r>
+        <w:t> Họ có thể trả lời bất cứ khi nào rảnh, không cần đặt lịch hẹn trước.</w:t>
+      </w:r>
+    </w:p>
+    <w:p>
+      <w:pPr>
+        <w:numPr>
+          <w:ilvl w:val="0"/>
+          <w:numId w:val="29"/>
+        </w:numPr>
+        <w:spacing w:after="160" w:line="278" w:lineRule="auto"/>
+      </w:pPr>
+      <w:r>
+        <w:rPr>
+          <w:b/>
+          <w:bCs/>
+        </w:rPr>
+        <w:t>Nhược điểm:</w:t>
+      </w:r>
+    </w:p>
+    <w:p>
+      <w:pPr>
+        <w:numPr>
+          <w:ilvl w:val="1"/>
+          <w:numId w:val="29"/>
+        </w:numPr>
+        <w:spacing w:after="160" w:line="278" w:lineRule="auto"/>
+      </w:pPr>
+      <w:r>
+        <w:rPr>
+          <w:b/>
+          <w:bCs/>
+        </w:rPr>
+        <w:t>Tỷ lệ phản hồi thấp:</w:t>
+      </w:r>
+      <w:r>
+        <w:t> Người dùng thường lười điền hoặc trả lời qua loa nếu bảng câu hỏi quá dài.</w:t>
+      </w:r>
+    </w:p>
+    <w:p>
+      <w:pPr>
+        <w:numPr>
+          <w:ilvl w:val="1"/>
+          <w:numId w:val="29"/>
+        </w:numPr>
+        <w:spacing w:after="160" w:line="278" w:lineRule="auto"/>
+      </w:pPr>
+      <w:r>
+        <w:rPr>
+          <w:b/>
+          <w:bCs/>
+        </w:rPr>
+        <w:t>Thiếu chiều sâu:</w:t>
+      </w:r>
+      <w:r>
+        <w:t> Không thể đặt câu hỏi tiếp nối để làm rõ lý do tại sao người dùng chọn phương án đó.</w:t>
+      </w:r>
+    </w:p>
+    <w:p>
+      <w:pPr>
+        <w:numPr>
+          <w:ilvl w:val="1"/>
+          <w:numId w:val="29"/>
+        </w:numPr>
+        <w:spacing w:after="160" w:line="278" w:lineRule="auto"/>
+      </w:pPr>
+      <w:r>
+        <w:rPr>
+          <w:b/>
+          <w:bCs/>
+        </w:rPr>
+        <w:t>Dễ hiểu lầm:</w:t>
+      </w:r>
+      <w:r>
+        <w:t> Nếu câu hỏi không được soạn thảo cực kỳ rõ ràng, người dùng có thể hiểu sai ý và trả lời sai.</w:t>
+      </w:r>
+    </w:p>
+    <w:p>
+      <w:pPr>
+        <w:spacing w:after="160" w:line="278" w:lineRule="auto"/>
+      </w:pPr>
+      <w:r>
+        <w:pict w14:anchorId="089ED4B4">
+          <v:rect id="_x0000_i1044" style="width:183.75pt;height:.75pt" o:hrpct="0" o:hralign="center" o:hrstd="t" o:hr="t" fillcolor="#a0a0a0" stroked="f"/>
+        </w:pict>
+      </w:r>
+    </w:p>
+    <w:p>
+      <w:pPr>
+        <w:spacing w:after="160" w:line="278" w:lineRule="auto"/>
+      </w:pPr>
+      <w:r>
+        <w:t>3. Phương pháp Quan sát (Observation)</w:t>
+      </w:r>
+    </w:p>
+    <w:p>
+      <w:pPr>
+        <w:numPr>
+          <w:ilvl w:val="0"/>
+          <w:numId w:val="30"/>
+        </w:numPr>
+        <w:spacing w:after="160" w:line="278" w:lineRule="auto"/>
+      </w:pPr>
+      <w:r>
+        <w:rPr>
+          <w:b/>
+          <w:bCs/>
+        </w:rPr>
+        <w:t>Trường hợp áp dụng:</w:t>
+      </w:r>
+    </w:p>
+    <w:p>
+      <w:pPr>
+        <w:numPr>
+          <w:ilvl w:val="1"/>
+          <w:numId w:val="30"/>
+        </w:numPr>
+        <w:spacing w:after="160" w:line="278" w:lineRule="auto"/>
+      </w:pPr>
+      <w:r>
+        <w:t>Khi người dùng gặp khó khăn trong việc mô tả công việc của mình bằng lời nói.</w:t>
+      </w:r>
+    </w:p>
+    <w:p>
+      <w:pPr>
+        <w:numPr>
+          <w:ilvl w:val="1"/>
+          <w:numId w:val="30"/>
+        </w:numPr>
+        <w:spacing w:after="160" w:line="278" w:lineRule="auto"/>
+      </w:pPr>
+      <w:r>
+        <w:t>Cần xác định các "điểm nghẽn" thực tế hoặc các thao tác thừa trong quy trình hiện tại.</w:t>
+      </w:r>
+    </w:p>
+    <w:p>
+      <w:pPr>
+        <w:numPr>
+          <w:ilvl w:val="1"/>
+          <w:numId w:val="30"/>
+        </w:numPr>
+        <w:spacing w:after="160" w:line="278" w:lineRule="auto"/>
+      </w:pPr>
+      <w:r>
+        <w:t>Dùng để kiểm chứng xem người dùng có thực sự làm đúng như những gì họ đã nói trong buổi phỏng vấn hay không.</w:t>
+      </w:r>
+    </w:p>
+    <w:p>
+      <w:pPr>
+        <w:numPr>
+          <w:ilvl w:val="0"/>
+          <w:numId w:val="30"/>
+        </w:numPr>
+        <w:spacing w:after="160" w:line="278" w:lineRule="auto"/>
+      </w:pPr>
+      <w:r>
+        <w:rPr>
+          <w:b/>
+          <w:bCs/>
+        </w:rPr>
+        <w:t>Ưu điểm:</w:t>
+      </w:r>
+    </w:p>
+    <w:p>
+      <w:pPr>
+        <w:numPr>
+          <w:ilvl w:val="1"/>
+          <w:numId w:val="30"/>
+        </w:numPr>
+        <w:spacing w:after="160" w:line="278" w:lineRule="auto"/>
+      </w:pPr>
+      <w:r>
+        <w:rPr>
+          <w:b/>
+          <w:bCs/>
+        </w:rPr>
+        <w:t>Độ tin cậy cao:</w:t>
+      </w:r>
+      <w:r>
+        <w:t> Phản ánh thực tế 100% cách công việc đang vận hành, không dựa trên trí nhớ hay suy nghĩ chủ quan.</w:t>
+      </w:r>
+    </w:p>
+    <w:p>
+      <w:pPr>
+        <w:numPr>
+          <w:ilvl w:val="1"/>
+          <w:numId w:val="30"/>
+        </w:numPr>
+        <w:spacing w:after="160" w:line="278" w:lineRule="auto"/>
+      </w:pPr>
+      <w:r>
+        <w:rPr>
+          <w:b/>
+          <w:bCs/>
+        </w:rPr>
+        <w:t>Phát hiện chi tiết nhỏ:</w:t>
+      </w:r>
+      <w:r>
+        <w:t> Nhìn ra được các "mẹo" hoặc các bước thủ công mà người dùng thường quên nhắc tới.</w:t>
+      </w:r>
+    </w:p>
+    <w:p>
+      <w:pPr>
+        <w:numPr>
+          <w:ilvl w:val="1"/>
+          <w:numId w:val="30"/>
+        </w:numPr>
+        <w:spacing w:after="160" w:line="278" w:lineRule="auto"/>
+      </w:pPr>
+      <w:r>
+        <w:rPr>
+          <w:b/>
+          <w:bCs/>
+        </w:rPr>
+        <w:t>Hiểu bối cảnh:</w:t>
+      </w:r>
+      <w:r>
+        <w:t> Biết được môi trường làm việc ảnh hưởng thế nào đến hiệu suất (tiếng ồn, ánh sáng, áp lực thời gian).</w:t>
+      </w:r>
+    </w:p>
+    <w:p>
+      <w:pPr>
+        <w:numPr>
+          <w:ilvl w:val="0"/>
+          <w:numId w:val="30"/>
+        </w:numPr>
+        <w:spacing w:after="160" w:line="278" w:lineRule="auto"/>
+      </w:pPr>
+      <w:r>
+        <w:rPr>
+          <w:b/>
+          <w:bCs/>
+        </w:rPr>
+        <w:t>Nhược điểm:</w:t>
+      </w:r>
+    </w:p>
+    <w:p>
+      <w:pPr>
+        <w:numPr>
+          <w:ilvl w:val="1"/>
+          <w:numId w:val="30"/>
+        </w:numPr>
+        <w:spacing w:after="160" w:line="278" w:lineRule="auto"/>
+      </w:pPr>
+      <w:r>
+        <w:rPr>
+          <w:b/>
+          <w:bCs/>
+        </w:rPr>
+        <w:t>Hiệu ứng Hawthorne:</w:t>
+      </w:r>
+      <w:r>
+        <w:t> Người dùng có xu hướng làm việc "chuẩn chỉnh" hoặc khác thường khi biết có người đang theo dõi mình.</w:t>
+      </w:r>
+    </w:p>
+    <w:p>
+      <w:pPr>
+        <w:numPr>
+          <w:ilvl w:val="1"/>
+          <w:numId w:val="30"/>
+        </w:numPr>
+        <w:spacing w:after="160" w:line="278" w:lineRule="auto"/>
+      </w:pPr>
+      <w:r>
+        <w:rPr>
+          <w:b/>
+          <w:bCs/>
+        </w:rPr>
+        <w:t>Mất thời gian:</w:t>
+      </w:r>
+      <w:r>
+        <w:t> Phân tích viên phải ngồi quan sát trong thời gian dài để bắt được các tình huống hiếm gặp.</w:t>
+      </w:r>
+    </w:p>
+    <w:p>
+      <w:pPr>
+        <w:numPr>
+          <w:ilvl w:val="1"/>
+          <w:numId w:val="30"/>
+        </w:numPr>
+        <w:spacing w:after="160" w:line="278" w:lineRule="auto"/>
+      </w:pPr>
+      <w:r>
+        <w:rPr>
+          <w:b/>
+          <w:bCs/>
+        </w:rPr>
+        <w:lastRenderedPageBreak/>
+        <w:t>Gián đoạn:</w:t>
+      </w:r>
+      <w:r>
+        <w:t> Sự xuất hiện của người lạ có thể làm người dùng cảm thấy áp lực hoặc xao nhãng.</w:t>
+      </w:r>
+    </w:p>
+    <w:p>
+      <w:pPr>
+        <w:spacing w:after="160" w:line="278" w:lineRule="auto"/>
+      </w:pPr>
+      <w:r>
+        <w:pict w14:anchorId="5052C2EC">
+          <v:rect id="_x0000_i1045" style="width:183.75pt;height:.75pt" o:hrpct="0" o:hralign="center" o:hrstd="t" o:hr="t" fillcolor="#a0a0a0" stroked="f"/>
+        </w:pict>
+      </w:r>
+    </w:p>
+    <w:p>
+      <w:pPr>
+        <w:spacing w:after="160" w:line="278" w:lineRule="auto"/>
+      </w:pPr>
+      <w:r>
+        <w:t>4. Phương pháp Thảo luận nhóm tập trung / JAD (Joint Application Development)</w:t>
+      </w:r>
+    </w:p>
+    <w:p>
+      <w:pPr>
+        <w:numPr>
+          <w:ilvl w:val="0"/>
+          <w:numId w:val="31"/>
+        </w:numPr>
+        <w:spacing w:after="160" w:line="278" w:lineRule="auto"/>
+      </w:pPr>
+      <w:r>
+        <w:rPr>
+          <w:b/>
+          <w:bCs/>
+        </w:rPr>
+        <w:t>Trường hợp áp dụng:</w:t>
+      </w:r>
+    </w:p>
+    <w:p>
+      <w:pPr>
+        <w:numPr>
+          <w:ilvl w:val="1"/>
+          <w:numId w:val="31"/>
+        </w:numPr>
+        <w:spacing w:after="160" w:line="278" w:lineRule="auto"/>
+      </w:pPr>
+      <w:r>
+        <w:t>Khi dự án có quy mô lớn, cần sự đồng thuận nhanh chóng từ nhiều bộ phận khác nhau.</w:t>
+      </w:r>
+    </w:p>
+    <w:p>
+      <w:pPr>
+        <w:numPr>
+          <w:ilvl w:val="1"/>
+          <w:numId w:val="31"/>
+        </w:numPr>
+        <w:spacing w:after="160" w:line="278" w:lineRule="auto"/>
+      </w:pPr>
+      <w:r>
+        <w:t>Cần giải quyết các mâu thuẫn về yêu cầu giữa các bên liên quan ngay lập tức.</w:t>
+      </w:r>
+    </w:p>
+    <w:p>
+      <w:pPr>
+        <w:numPr>
+          <w:ilvl w:val="1"/>
+          <w:numId w:val="31"/>
+        </w:numPr>
+        <w:spacing w:after="160" w:line="278" w:lineRule="auto"/>
+      </w:pPr>
+      <w:r>
+        <w:t>Giai đoạn xác định yêu cầu chi tiết và thiết kế giao diện sơ bộ.</w:t>
+      </w:r>
+    </w:p>
+    <w:p>
+      <w:pPr>
+        <w:numPr>
+          <w:ilvl w:val="0"/>
+          <w:numId w:val="31"/>
+        </w:numPr>
+        <w:spacing w:after="160" w:line="278" w:lineRule="auto"/>
+      </w:pPr>
+      <w:r>
+        <w:rPr>
+          <w:b/>
+          <w:bCs/>
+        </w:rPr>
+        <w:t>Ưu điểm:</w:t>
+      </w:r>
+    </w:p>
+    <w:p>
+      <w:pPr>
+        <w:numPr>
+          <w:ilvl w:val="1"/>
+          <w:numId w:val="31"/>
+        </w:numPr>
+        <w:spacing w:after="160" w:line="278" w:lineRule="auto"/>
+      </w:pPr>
+      <w:r>
+        <w:rPr>
+          <w:b/>
+          <w:bCs/>
+        </w:rPr>
+        <w:t>Đẩy nhanh tiến độ:</w:t>
+      </w:r>
+      <w:r>
+        <w:t> Rút ngắn thời gian xác định yêu cầu từ vài tuần xuống còn vài ngày nhờ làm việc tập trung.</w:t>
+      </w:r>
+    </w:p>
+    <w:p>
+      <w:pPr>
+        <w:numPr>
+          <w:ilvl w:val="1"/>
+          <w:numId w:val="31"/>
+        </w:numPr>
+        <w:spacing w:after="160" w:line="278" w:lineRule="auto"/>
+      </w:pPr>
+      <w:r>
+        <w:rPr>
+          <w:b/>
+          <w:bCs/>
+        </w:rPr>
+        <w:t>Độ chính xác cao:</w:t>
+      </w:r>
+      <w:r>
+        <w:t> Mọi yêu cầu được đưa ra đều có sự xác nhận của cả người dùng, quản lý và kỹ thuật ngay tại chỗ.</w:t>
+      </w:r>
+    </w:p>
+    <w:p>
+      <w:pPr>
+        <w:numPr>
+          <w:ilvl w:val="1"/>
+          <w:numId w:val="31"/>
+        </w:numPr>
+        <w:spacing w:after="160" w:line="278" w:lineRule="auto"/>
+      </w:pPr>
+      <w:r>
+        <w:rPr>
+          <w:b/>
+          <w:bCs/>
+        </w:rPr>
+        <w:t>Tăng tính cam kết:</w:t>
+      </w:r>
+      <w:r>
+        <w:t> Người dùng cảm thấy mình thực sự tham gia vào quá trình xây dựng hệ thống, từ đó dễ chấp nhận sản phẩm hơn.</w:t>
+      </w:r>
+    </w:p>
+    <w:p>
+      <w:pPr>
+        <w:numPr>
+          <w:ilvl w:val="0"/>
+          <w:numId w:val="31"/>
+        </w:numPr>
+        <w:spacing w:after="160" w:line="278" w:lineRule="auto"/>
+      </w:pPr>
+      <w:r>
+        <w:rPr>
+          <w:b/>
+          <w:bCs/>
+        </w:rPr>
+        <w:t>Nhược điểm:</w:t>
+      </w:r>
+    </w:p>
+    <w:p>
+      <w:pPr>
+        <w:numPr>
+          <w:ilvl w:val="1"/>
+          <w:numId w:val="31"/>
+        </w:numPr>
+        <w:spacing w:after="160" w:line="278" w:lineRule="auto"/>
+      </w:pPr>
+      <w:r>
+        <w:rPr>
+          <w:b/>
+          <w:bCs/>
+        </w:rPr>
+        <w:t>Chi phí tổ chức cao:</w:t>
+      </w:r>
+      <w:r>
+        <w:t> Cần phòng họp tiêu chuẩn, trang thiết bị và đặc biệt là sự có mặt của nhiều nhân sự chủ chốt cùng lúc.</w:t>
+      </w:r>
+    </w:p>
+    <w:p>
+      <w:pPr>
+        <w:numPr>
+          <w:ilvl w:val="1"/>
+          <w:numId w:val="31"/>
+        </w:numPr>
+        <w:spacing w:after="160" w:line="278" w:lineRule="auto"/>
+      </w:pPr>
+      <w:r>
+        <w:rPr>
+          <w:b/>
+          <w:bCs/>
+        </w:rPr>
+        <w:t>Rủi ro từ phía người tham gia:</w:t>
+      </w:r>
+      <w:r>
+        <w:t> Nếu một vài người có "tiếng nói quá lớn" có thể áp đặt ý kiến, khiến những người khác không dám đóng góp.</w:t>
+      </w:r>
+    </w:p>
+    <w:p>
+      <w:pPr>
+        <w:numPr>
+          <w:ilvl w:val="1"/>
+          <w:numId w:val="31"/>
+        </w:numPr>
+        <w:spacing w:after="160" w:line="278" w:lineRule="auto"/>
+      </w:pPr>
+      <w:r>
+        <w:rPr>
+          <w:b/>
+          <w:bCs/>
+        </w:rPr>
+        <w:t>Đòi hỏi người điều phối (Facilitator) cực giỏi:</w:t>
+      </w:r>
+      <w:r>
+        <w:t> Để giữ cho cuộc thảo luận đi đúng hướng và không bị sa đà vào tranh cãi.</w:t>
+      </w:r>
+    </w:p>
+    <w:p>
+      <w:pPr>
+        <w:spacing w:after="160" w:line="278" w:lineRule="auto"/>
+      </w:pPr>
+    </w:p>
+    <w:p>
+      <w:pPr>
+        <w:spacing w:after="160" w:line="278" w:lineRule="auto"/>
+      </w:pPr>
+      <w:r>
+        <w:t>5</w:t>
+      </w:r>
+      <w:r>
+        <w:t>. Phương pháp tiếp cận Phân tích tài liệu (Document Analysis)</w:t>
+      </w:r>
+    </w:p>
+    <w:p>
+      <w:pPr>
+        <w:spacing w:after="160" w:line="278" w:lineRule="auto"/>
+      </w:pPr>
+      <w:r>
+        <w:t>Định nghĩa: Phân tích tài liệu là quá trình thu thập, xem xét và đánh giá các tài liệu hiện có của tổ chức nhằm hiểu rõ quy trình nghiệp vụ, các quy tắc kinh doanh, hệ thống hiện tại đang hoạt động ra sao và những dữ liệu nào đang được sử dụng.</w:t>
+      </w:r>
+    </w:p>
+    <w:p>
+      <w:pPr>
+        <w:spacing w:after="160" w:line="278" w:lineRule="auto"/>
+      </w:pPr>
+      <w:r>
+        <w:t>Nội dung thực hiện: Khi áp dụng phương pháp này, người phân tích thường tập trung vào các loại tài liệu sau:</w:t>
+      </w:r>
+    </w:p>
+    <w:p>
+      <w:pPr>
+        <w:spacing w:after="160" w:line="278" w:lineRule="auto"/>
         <w:ind w:left="360"/>
       </w:pPr>
       <w:r>
-        <w:t>Tạo mẫu (Prototyping): Xây dựng các mô hình/giao diện thử nghiệm để người dùng tương tác và từ đó phát hiện/điều chỉnh yêu cầu.</w:t>
-      </w:r>
-    </w:p>
-    <w:p>
-      <w:pPr>
-        <w:spacing w:after="160" w:line="278" w:lineRule="auto"/>
-      </w:pPr>
-    </w:p>
-    <w:p>
-      <w:pPr>
-        <w:spacing w:after="160" w:line="278" w:lineRule="auto"/>
-      </w:pPr>
-      <w:r>
-        <w:t>2. Phương pháp tiếp cận Phân tích tài liệu (Document Analysis)</w:t>
-      </w:r>
-    </w:p>
-    <w:p>
-      <w:pPr>
-        <w:spacing w:after="160" w:line="278" w:lineRule="auto"/>
-      </w:pPr>
-      <w:r>
-        <w:t>Định nghĩa: Phân tích tài liệu là quá trình thu thập, xem xét và đánh giá các tài liệu hiện có của tổ chức nhằm hiểu rõ quy trình nghiệp vụ, các quy tắc kinh doanh, hệ thống hiện tại đang hoạt động ra sao và những dữ liệu nào đang được sử dụng.</w:t>
-      </w:r>
-    </w:p>
-    <w:p>
-      <w:pPr>
-        <w:spacing w:after="160" w:line="278" w:lineRule="auto"/>
-      </w:pPr>
-      <w:r>
-        <w:t>Nội dung thực hiện: Khi áp dụng phương pháp này, người phân tích thường tập trung vào các loại tài liệu sau:</w:t>
+        <w:t>Tài liệu hệ thống cũ: Sơ đồ hệ thống, hướng dẫn sử dụng, đặc tả cơ sở dữ liệu hiện tại.</w:t>
       </w:r>
     </w:p>
     <w:p>
@@ -2085,7 +2946,7 @@
         <w:ind w:left="360"/>
       </w:pPr>
       <w:r>
-        <w:t>Tài liệu hệ thống cũ: Sơ đồ hệ thống, hướng dẫn sử dụng, đặc tả cơ sở dữ liệu hiện tại.</w:t>
+        <w:t>Tài liệu nghiệp vụ: Sổ tay quy trình, quy định, chính sách, sơ đồ tổ chức của công ty.</w:t>
       </w:r>
     </w:p>
     <w:p>
@@ -2094,7 +2955,28 @@
         <w:ind w:left="360"/>
       </w:pPr>
       <w:r>
-        <w:t>Tài liệu nghiệp vụ: Sổ tay quy trình, quy định, chính sách, sơ đồ tổ chức của công ty.</w:t>
+        <w:t>Biểu mẫu và Báo cáo: Các form điền thông tin (hóa đơn, phiếu nhập kho, hợp đồng), các báo cáo thống kê hàng tháng/quý. Bằng cách nhìn vào các biểu mẫu trống và biểu mẫu đã điền, phân tích viên có thể biết chính xác hệ thống cần lưu trữ những trường dữ liệu nào.</w:t>
+      </w:r>
+    </w:p>
+    <w:p>
+      <w:pPr>
+        <w:spacing w:after="160" w:line="278" w:lineRule="auto"/>
+      </w:pPr>
+    </w:p>
+    <w:p>
+      <w:pPr>
+        <w:spacing w:after="160" w:line="278" w:lineRule="auto"/>
+      </w:pPr>
+      <w:r>
+        <w:t>3. Trường hợp áp dụng, Ưu điểm và Nhược điểm</w:t>
+      </w:r>
+    </w:p>
+    <w:p>
+      <w:pPr>
+        <w:spacing w:after="160" w:line="278" w:lineRule="auto"/>
+      </w:pPr>
+      <w:r>
+        <w:t>a. Trường hợp áp dụng (Khi nào nên dùng?)</w:t>
       </w:r>
     </w:p>
     <w:p>
@@ -2103,28 +2985,7 @@
         <w:ind w:left="360"/>
       </w:pPr>
       <w:r>
-        <w:t>Biểu mẫu và Báo cáo: Các form điền thông tin (hóa đơn, phiếu nhập kho, hợp đồng), các báo cáo thống kê hàng tháng/quý. Bằng cách nhìn vào các biểu mẫu trống và biểu mẫu đã điền, phân tích viên có thể biết chính xác hệ thống cần lưu trữ những trường dữ liệu nào.</w:t>
-      </w:r>
-    </w:p>
-    <w:p>
-      <w:pPr>
-        <w:spacing w:after="160" w:line="278" w:lineRule="auto"/>
-      </w:pPr>
-    </w:p>
-    <w:p>
-      <w:pPr>
-        <w:spacing w:after="160" w:line="278" w:lineRule="auto"/>
-      </w:pPr>
-      <w:r>
-        <w:t>3. Trường hợp áp dụng, Ưu điểm và Nhược điểm</w:t>
-      </w:r>
-    </w:p>
-    <w:p>
-      <w:pPr>
-        <w:spacing w:after="160" w:line="278" w:lineRule="auto"/>
-      </w:pPr>
-      <w:r>
-        <w:t>a. Trường hợp áp dụng (Khi nào nên dùng?)</w:t>
+        <w:t>Giai đoạn khởi tạo dự án: Thường được dùng ở bước đầu tiên để phân tích viên làm quen với nghiệp vụ và từ vựng chuyên ngành của khách hàng trước khi tiến hành phỏng vấn.</w:t>
       </w:r>
     </w:p>
     <w:p>
@@ -2133,7 +2994,7 @@
         <w:ind w:left="360"/>
       </w:pPr>
       <w:r>
-        <w:t>Giai đoạn khởi tạo dự án: Thường được dùng ở bước đầu tiên để phân tích viên làm quen với nghiệp vụ và từ vựng chuyên ngành của khách hàng trước khi tiến hành phỏng vấn.</w:t>
+        <w:t>Khi xây dựng hệ thống thay thế: Rất cần thiết khi mục tiêu của dự án là nâng cấp hoặc xây dựng hệ thống mới dựa trên một hệ thống đã có sẵn.</w:t>
       </w:r>
     </w:p>
     <w:p>
@@ -2142,7 +3003,7 @@
         <w:ind w:left="360"/>
       </w:pPr>
       <w:r>
-        <w:t>Khi xây dựng hệ thống thay thế: Rất cần thiết khi mục tiêu của dự án là nâng cấp hoặc xây dựng hệ thống mới dựa trên một hệ thống đã có sẵn.</w:t>
+        <w:t>Khi người dùng quá bận rộn: Nếu các bên liên quan không có thời gian để phỏng vấn hay họp JAD, phân tích tài liệu là giải pháp cứu cánh.</w:t>
       </w:r>
     </w:p>
     <w:p>
@@ -2151,7 +3012,15 @@
         <w:ind w:left="360"/>
       </w:pPr>
       <w:r>
-        <w:t>Khi người dùng quá bận rộn: Nếu các bên liên quan không có thời gian để phỏng vấn hay họp JAD, phân tích tài liệu là giải pháp cứu cánh.</w:t>
+        <w:t>Yêu cầu tính tuân thủ cao: Khi hệ thống bị ràng buộc chặt chẽ bởi các quy định pháp luật, chuẩn mực kế toán hoặc chính sách nội bộ (buộc phải bám sát văn bản).</w:t>
+      </w:r>
+    </w:p>
+    <w:p>
+      <w:pPr>
+        <w:spacing w:after="160" w:line="278" w:lineRule="auto"/>
+      </w:pPr>
+      <w:r>
+        <w:t>b. Ưu điểm</w:t>
       </w:r>
     </w:p>
     <w:p>
@@ -2160,24 +3029,6 @@
         <w:ind w:left="360"/>
       </w:pPr>
       <w:r>
-        <w:t>Yêu cầu tính tuân thủ cao: Khi hệ thống bị ràng buộc chặt chẽ bởi các quy định pháp luật, chuẩn mực kế toán hoặc chính sách nội bộ (buộc phải bám sát văn bản).</w:t>
-      </w:r>
-    </w:p>
-    <w:p>
-      <w:pPr>
-        <w:spacing w:after="160" w:line="278" w:lineRule="auto"/>
-      </w:pPr>
-      <w:r>
-        <w:t>b. Ưu điểm</w:t>
-      </w:r>
-    </w:p>
-    <w:p>
-      <w:pPr>
-        <w:spacing w:after="160" w:line="278" w:lineRule="auto"/>
-        <w:ind w:left="360"/>
-      </w:pPr>
-      <w:r>
-        <w:lastRenderedPageBreak/>
         <w:t>Không gây cản trở công việc: Phân tích viên có thể tự nghiên cứu tài liệu mà không làm gián đoạn thời gian làm việc của người dùng (như khi phỏng vấn hay quan sát).</w:t>
       </w:r>
     </w:p>
@@ -2312,6 +3163,7 @@
         <w:spacing w:after="160" w:line="278" w:lineRule="auto"/>
       </w:pPr>
       <w:r>
+        <w:lastRenderedPageBreak/>
         <w:t>1. Vai trò của người quản lý dự án (Project Manager)</w:t>
       </w:r>
     </w:p>
@@ -2377,125 +3229,125 @@
         <w:ind w:left="360"/>
       </w:pPr>
       <w:r>
+        <w:t>Khởi tạo (Initiating): Tiếp nhận yêu cầu, xác định mục tiêu cốt lõi, phạm vi ban đầu và nhận diện các bên liên quan.</w:t>
+      </w:r>
+    </w:p>
+    <w:p>
+      <w:pPr>
+        <w:spacing w:after="160" w:line="278" w:lineRule="auto"/>
+        <w:ind w:left="360"/>
+      </w:pPr>
+      <w:r>
+        <w:t>Lập kế hoạch (Planning): Lên lịch trình chi tiết, phân bổ ngân sách, nguồn lực (nhân sự, công nghệ), và xây dựng kế hoạch quản trị rủi ro.</w:t>
+      </w:r>
+    </w:p>
+    <w:p>
+      <w:pPr>
+        <w:spacing w:after="160" w:line="278" w:lineRule="auto"/>
+        <w:ind w:left="360"/>
+      </w:pPr>
+      <w:r>
+        <w:t>Thực thi (Executing): Phân công công việc cho từng thành viên, tổ chức các cuộc họp nhóm và đôn đốc quá trình làm việc thực tế.</w:t>
+      </w:r>
+    </w:p>
+    <w:p>
+      <w:pPr>
+        <w:spacing w:after="160" w:line="278" w:lineRule="auto"/>
+        <w:ind w:left="360"/>
+      </w:pPr>
+      <w:r>
+        <w:t>Giám sát và Kiểm soát (Monitoring &amp; Controlling): Theo dõi sát sao tiến độ và ngân sách thực tế so với kế hoạch; phê duyệt hoặc từ chối các yêu cầu thay đổi (Change Requests); giải quyết các rủi ro và xung đột phát sinh.</w:t>
+      </w:r>
+    </w:p>
+    <w:p>
+      <w:pPr>
+        <w:spacing w:after="160" w:line="278" w:lineRule="auto"/>
+        <w:ind w:left="360"/>
+      </w:pPr>
+      <w:r>
+        <w:t>Đóng dự án (Closing): Bàn giao sản phẩm/hệ thống cho khách hàng, thanh lý hợp đồng, giải tán đội dự án và lập báo cáo tổng kết rút kinh nghiệm.</w:t>
+      </w:r>
+    </w:p>
+    <w:p>
+      <w:pPr>
+        <w:spacing w:after="160" w:line="278" w:lineRule="auto"/>
+      </w:pPr>
+    </w:p>
+    <w:p>
+      <w:pPr>
+        <w:spacing w:after="160" w:line="278" w:lineRule="auto"/>
+      </w:pPr>
+      <w:r>
+        <w:t>3. Các kỹ năng chung của quản lý dự án</w:t>
+      </w:r>
+    </w:p>
+    <w:p>
+      <w:pPr>
+        <w:spacing w:after="160" w:line="278" w:lineRule="auto"/>
+      </w:pPr>
+      <w:r>
+        <w:t>Để quản lý thành công, một PM cần trang bị sự kết hợp giữa kỹ năng chuyên môn (Hard skills) và kỹ năng mềm (Soft skills):</w:t>
+      </w:r>
+    </w:p>
+    <w:p>
+      <w:pPr>
+        <w:spacing w:after="160" w:line="278" w:lineRule="auto"/>
+      </w:pPr>
+      <w:r>
+        <w:t>Kỹ năng chuyên môn (Hard skills):</w:t>
+      </w:r>
+    </w:p>
+    <w:p>
+      <w:pPr>
+        <w:spacing w:after="160" w:line="278" w:lineRule="auto"/>
+        <w:ind w:left="360"/>
+      </w:pPr>
+      <w:r>
+        <w:t>Kiến thức về các phương pháp luận quản lý dự án (Agile, Scrum, Waterfall, PMP...).</w:t>
+      </w:r>
+    </w:p>
+    <w:p>
+      <w:pPr>
+        <w:spacing w:after="160" w:line="278" w:lineRule="auto"/>
+        <w:ind w:left="360"/>
+      </w:pPr>
+      <w:r>
+        <w:t>Kỹ năng lập kế hoạch và lập lịch trình (sử dụng các công cụ như Gantt chart, MS Project, Jira).</w:t>
+      </w:r>
+    </w:p>
+    <w:p>
+      <w:pPr>
+        <w:spacing w:after="160" w:line="278" w:lineRule="auto"/>
+        <w:ind w:left="360"/>
+      </w:pPr>
+      <w:r>
+        <w:t>Kỹ năng quản trị ngân sách và quản trị rủi ro.</w:t>
+      </w:r>
+    </w:p>
+    <w:p>
+      <w:pPr>
+        <w:spacing w:after="160" w:line="278" w:lineRule="auto"/>
+        <w:ind w:left="360"/>
+      </w:pPr>
+      <w:r>
+        <w:t>Hiểu biết cơ bản về lĩnh vực kinh doanh hoặc công nghệ của dự án để có thể giao tiếp hiệu quả với đội ngũ kỹ thuật.</w:t>
+      </w:r>
+    </w:p>
+    <w:p>
+      <w:pPr>
+        <w:spacing w:after="160" w:line="278" w:lineRule="auto"/>
+      </w:pPr>
+      <w:r>
+        <w:t>Kỹ năng mềm (Soft skills):</w:t>
+      </w:r>
+    </w:p>
+    <w:p>
+      <w:pPr>
+        <w:spacing w:after="160" w:line="278" w:lineRule="auto"/>
+        <w:ind w:left="360"/>
+      </w:pPr>
+      <w:r>
         <w:lastRenderedPageBreak/>
-        <w:t>Khởi tạo (Initiating): Tiếp nhận yêu cầu, xác định mục tiêu cốt lõi, phạm vi ban đầu và nhận diện các bên liên quan.</w:t>
-      </w:r>
-    </w:p>
-    <w:p>
-      <w:pPr>
-        <w:spacing w:after="160" w:line="278" w:lineRule="auto"/>
-        <w:ind w:left="360"/>
-      </w:pPr>
-      <w:r>
-        <w:t>Lập kế hoạch (Planning): Lên lịch trình chi tiết, phân bổ ngân sách, nguồn lực (nhân sự, công nghệ), và xây dựng kế hoạch quản trị rủi ro.</w:t>
-      </w:r>
-    </w:p>
-    <w:p>
-      <w:pPr>
-        <w:spacing w:after="160" w:line="278" w:lineRule="auto"/>
-        <w:ind w:left="360"/>
-      </w:pPr>
-      <w:r>
-        <w:t>Thực thi (Executing): Phân công công việc cho từng thành viên, tổ chức các cuộc họp nhóm và đôn đốc quá trình làm việc thực tế.</w:t>
-      </w:r>
-    </w:p>
-    <w:p>
-      <w:pPr>
-        <w:spacing w:after="160" w:line="278" w:lineRule="auto"/>
-        <w:ind w:left="360"/>
-      </w:pPr>
-      <w:r>
-        <w:t>Giám sát và Kiểm soát (Monitoring &amp; Controlling): Theo dõi sát sao tiến độ và ngân sách thực tế so với kế hoạch; phê duyệt hoặc từ chối các yêu cầu thay đổi (Change Requests); giải quyết các rủi ro và xung đột phát sinh.</w:t>
-      </w:r>
-    </w:p>
-    <w:p>
-      <w:pPr>
-        <w:spacing w:after="160" w:line="278" w:lineRule="auto"/>
-        <w:ind w:left="360"/>
-      </w:pPr>
-      <w:r>
-        <w:t>Đóng dự án (Closing): Bàn giao sản phẩm/hệ thống cho khách hàng, thanh lý hợp đồng, giải tán đội dự án và lập báo cáo tổng kết rút kinh nghiệm.</w:t>
-      </w:r>
-    </w:p>
-    <w:p>
-      <w:pPr>
-        <w:spacing w:after="160" w:line="278" w:lineRule="auto"/>
-      </w:pPr>
-    </w:p>
-    <w:p>
-      <w:pPr>
-        <w:spacing w:after="160" w:line="278" w:lineRule="auto"/>
-      </w:pPr>
-      <w:r>
-        <w:t>3. Các kỹ năng chung của quản lý dự án</w:t>
-      </w:r>
-    </w:p>
-    <w:p>
-      <w:pPr>
-        <w:spacing w:after="160" w:line="278" w:lineRule="auto"/>
-      </w:pPr>
-      <w:r>
-        <w:t>Để quản lý thành công, một PM cần trang bị sự kết hợp giữa kỹ năng chuyên môn (Hard skills) và kỹ năng mềm (Soft skills):</w:t>
-      </w:r>
-    </w:p>
-    <w:p>
-      <w:pPr>
-        <w:spacing w:after="160" w:line="278" w:lineRule="auto"/>
-      </w:pPr>
-      <w:r>
-        <w:t>Kỹ năng chuyên môn (Hard skills):</w:t>
-      </w:r>
-    </w:p>
-    <w:p>
-      <w:pPr>
-        <w:spacing w:after="160" w:line="278" w:lineRule="auto"/>
-        <w:ind w:left="360"/>
-      </w:pPr>
-      <w:r>
-        <w:t>Kiến thức về các phương pháp luận quản lý dự án (Agile, Scrum, Waterfall, PMP...).</w:t>
-      </w:r>
-    </w:p>
-    <w:p>
-      <w:pPr>
-        <w:spacing w:after="160" w:line="278" w:lineRule="auto"/>
-        <w:ind w:left="360"/>
-      </w:pPr>
-      <w:r>
-        <w:t>Kỹ năng lập kế hoạch và lập lịch trình (sử dụng các công cụ như Gantt chart, MS Project, Jira).</w:t>
-      </w:r>
-    </w:p>
-    <w:p>
-      <w:pPr>
-        <w:spacing w:after="160" w:line="278" w:lineRule="auto"/>
-        <w:ind w:left="360"/>
-      </w:pPr>
-      <w:r>
-        <w:t>Kỹ năng quản trị ngân sách và quản trị rủi ro.</w:t>
-      </w:r>
-    </w:p>
-    <w:p>
-      <w:pPr>
-        <w:spacing w:after="160" w:line="278" w:lineRule="auto"/>
-        <w:ind w:left="360"/>
-      </w:pPr>
-      <w:r>
-        <w:t>Hiểu biết cơ bản về lĩnh vực kinh doanh hoặc công nghệ của dự án để có thể giao tiếp hiệu quả với đội ngũ kỹ thuật.</w:t>
-      </w:r>
-    </w:p>
-    <w:p>
-      <w:pPr>
-        <w:spacing w:after="160" w:line="278" w:lineRule="auto"/>
-      </w:pPr>
-      <w:r>
-        <w:t>Kỹ năng mềm (Soft skills):</w:t>
-      </w:r>
-    </w:p>
-    <w:p>
-      <w:pPr>
-        <w:spacing w:after="160" w:line="278" w:lineRule="auto"/>
-        <w:ind w:left="360"/>
-      </w:pPr>
-      <w:r>
         <w:t>Giao tiếp: Truyền đạt thông tin rõ ràng, lắng nghe hiệu quả và viết báo cáo chuẩn mực.</w:t>
       </w:r>
     </w:p>
@@ -2560,7 +3412,6 @@
           <w:u w:val="single"/>
           <w:lang w:val="vi-VN"/>
         </w:rPr>
-        <w:lastRenderedPageBreak/>
         <w:t>Câu 5:</w:t>
       </w:r>
       <w:r>
@@ -2710,6 +3561,7 @@
         <w:spacing w:after="160" w:line="278" w:lineRule="auto"/>
       </w:pPr>
       <w:r>
+        <w:lastRenderedPageBreak/>
         <w:t>Xử lý ngoại lệ và hỗ trợ: Có cơ chế xử lý các lớp không đủ sĩ số (hủy lớp, hoàn tiền) và thông báo hỗ trợ sinh viên kịp thời.</w:t>
       </w:r>
     </w:p>
@@ -2767,7 +3619,6 @@
         <w:ind w:left="360"/>
       </w:pPr>
       <w:r>
-        <w:lastRenderedPageBreak/>
         <w:t>Giai đoạn 4: Triển khai và Bảo trì (Implementation &amp; Maintenance): Lập trình, kiểm thử, chuyển giao hệ thống và thực hiện sửa lỗi, nâng cấp trong quá trình vận hành.</w:t>
       </w:r>
     </w:p>
@@ -2899,6 +3750,7 @@
         <w:ind w:left="1080"/>
       </w:pPr>
       <w:r>
+        <w:lastRenderedPageBreak/>
         <w:t>Kỹ năng chuyên môn (Hard skills): Am hiểu phương pháp luận (Agile, Waterfall), sử dụng công cụ quản lý (Gantt, Jira) và quản trị rủi ro/ngân sách.</w:t>
       </w:r>
     </w:p>
@@ -3205,6 +4057,155 @@
     </w:lvl>
   </w:abstractNum>
   <w:abstractNum w:abstractNumId="1" w15:restartNumberingAfterBreak="0">
+    <w:nsid w:val="07200842"/>
+    <w:multiLevelType w:val="multilevel"/>
+    <w:tmpl w:val="07B2B794"/>
+    <w:lvl w:ilvl="0">
+      <w:start w:val="1"/>
+      <w:numFmt w:val="bullet"/>
+      <w:lvlText w:val=""/>
+      <w:lvlJc w:val="left"/>
+      <w:pPr>
+        <w:tabs>
+          <w:tab w:val="num" w:pos="720"/>
+        </w:tabs>
+        <w:ind w:left="720" w:hanging="360"/>
+      </w:pPr>
+      <w:rPr>
+        <w:rFonts w:ascii="Symbol" w:hAnsi="Symbol" w:hint="default"/>
+        <w:sz w:val="20"/>
+      </w:rPr>
+    </w:lvl>
+    <w:lvl w:ilvl="1">
+      <w:start w:val="1"/>
+      <w:numFmt w:val="bullet"/>
+      <w:lvlText w:val=""/>
+      <w:lvlJc w:val="left"/>
+      <w:pPr>
+        <w:tabs>
+          <w:tab w:val="num" w:pos="1440"/>
+        </w:tabs>
+        <w:ind w:left="1440" w:hanging="360"/>
+      </w:pPr>
+      <w:rPr>
+        <w:rFonts w:ascii="Symbol" w:hAnsi="Symbol" w:hint="default"/>
+        <w:sz w:val="20"/>
+      </w:rPr>
+    </w:lvl>
+    <w:lvl w:ilvl="2" w:tentative="1">
+      <w:start w:val="1"/>
+      <w:numFmt w:val="bullet"/>
+      <w:lvlText w:val=""/>
+      <w:lvlJc w:val="left"/>
+      <w:pPr>
+        <w:tabs>
+          <w:tab w:val="num" w:pos="2160"/>
+        </w:tabs>
+        <w:ind w:left="2160" w:hanging="360"/>
+      </w:pPr>
+      <w:rPr>
+        <w:rFonts w:ascii="Symbol" w:hAnsi="Symbol" w:hint="default"/>
+        <w:sz w:val="20"/>
+      </w:rPr>
+    </w:lvl>
+    <w:lvl w:ilvl="3" w:tentative="1">
+      <w:start w:val="1"/>
+      <w:numFmt w:val="bullet"/>
+      <w:lvlText w:val=""/>
+      <w:lvlJc w:val="left"/>
+      <w:pPr>
+        <w:tabs>
+          <w:tab w:val="num" w:pos="2880"/>
+        </w:tabs>
+        <w:ind w:left="2880" w:hanging="360"/>
+      </w:pPr>
+      <w:rPr>
+        <w:rFonts w:ascii="Symbol" w:hAnsi="Symbol" w:hint="default"/>
+        <w:sz w:val="20"/>
+      </w:rPr>
+    </w:lvl>
+    <w:lvl w:ilvl="4" w:tentative="1">
+      <w:start w:val="1"/>
+      <w:numFmt w:val="bullet"/>
+      <w:lvlText w:val=""/>
+      <w:lvlJc w:val="left"/>
+      <w:pPr>
+        <w:tabs>
+          <w:tab w:val="num" w:pos="3600"/>
+        </w:tabs>
+        <w:ind w:left="3600" w:hanging="360"/>
+      </w:pPr>
+      <w:rPr>
+        <w:rFonts w:ascii="Symbol" w:hAnsi="Symbol" w:hint="default"/>
+        <w:sz w:val="20"/>
+      </w:rPr>
+    </w:lvl>
+    <w:lvl w:ilvl="5" w:tentative="1">
+      <w:start w:val="1"/>
+      <w:numFmt w:val="bullet"/>
+      <w:lvlText w:val=""/>
+      <w:lvlJc w:val="left"/>
+      <w:pPr>
+        <w:tabs>
+          <w:tab w:val="num" w:pos="4320"/>
+        </w:tabs>
+        <w:ind w:left="4320" w:hanging="360"/>
+      </w:pPr>
+      <w:rPr>
+        <w:rFonts w:ascii="Symbol" w:hAnsi="Symbol" w:hint="default"/>
+        <w:sz w:val="20"/>
+      </w:rPr>
+    </w:lvl>
+    <w:lvl w:ilvl="6" w:tentative="1">
+      <w:start w:val="1"/>
+      <w:numFmt w:val="bullet"/>
+      <w:lvlText w:val=""/>
+      <w:lvlJc w:val="left"/>
+      <w:pPr>
+        <w:tabs>
+          <w:tab w:val="num" w:pos="5040"/>
+        </w:tabs>
+        <w:ind w:left="5040" w:hanging="360"/>
+      </w:pPr>
+      <w:rPr>
+        <w:rFonts w:ascii="Symbol" w:hAnsi="Symbol" w:hint="default"/>
+        <w:sz w:val="20"/>
+      </w:rPr>
+    </w:lvl>
+    <w:lvl w:ilvl="7" w:tentative="1">
+      <w:start w:val="1"/>
+      <w:numFmt w:val="bullet"/>
+      <w:lvlText w:val=""/>
+      <w:lvlJc w:val="left"/>
+      <w:pPr>
+        <w:tabs>
+          <w:tab w:val="num" w:pos="5760"/>
+        </w:tabs>
+        <w:ind w:left="5760" w:hanging="360"/>
+      </w:pPr>
+      <w:rPr>
+        <w:rFonts w:ascii="Symbol" w:hAnsi="Symbol" w:hint="default"/>
+        <w:sz w:val="20"/>
+      </w:rPr>
+    </w:lvl>
+    <w:lvl w:ilvl="8" w:tentative="1">
+      <w:start w:val="1"/>
+      <w:numFmt w:val="bullet"/>
+      <w:lvlText w:val=""/>
+      <w:lvlJc w:val="left"/>
+      <w:pPr>
+        <w:tabs>
+          <w:tab w:val="num" w:pos="6480"/>
+        </w:tabs>
+        <w:ind w:left="6480" w:hanging="360"/>
+      </w:pPr>
+      <w:rPr>
+        <w:rFonts w:ascii="Symbol" w:hAnsi="Symbol" w:hint="default"/>
+        <w:sz w:val="20"/>
+      </w:rPr>
+    </w:lvl>
+  </w:abstractNum>
+  <w:abstractNum w:abstractNumId="2" w15:restartNumberingAfterBreak="0">
     <w:nsid w:val="0FBB366F"/>
     <w:multiLevelType w:val="multilevel"/>
     <w:tmpl w:val="F3DE5636"/>
@@ -3353,7 +4354,7 @@
       </w:rPr>
     </w:lvl>
   </w:abstractNum>
-  <w:abstractNum w:abstractNumId="2" w15:restartNumberingAfterBreak="0">
+  <w:abstractNum w:abstractNumId="3" w15:restartNumberingAfterBreak="0">
     <w:nsid w:val="164B6BF4"/>
     <w:multiLevelType w:val="multilevel"/>
     <w:tmpl w:val="6024D27C"/>
@@ -3502,7 +4503,7 @@
       </w:rPr>
     </w:lvl>
   </w:abstractNum>
-  <w:abstractNum w:abstractNumId="3" w15:restartNumberingAfterBreak="0">
+  <w:abstractNum w:abstractNumId="4" w15:restartNumberingAfterBreak="0">
     <w:nsid w:val="20E52B4A"/>
     <w:multiLevelType w:val="hybridMultilevel"/>
     <w:tmpl w:val="073CF82E"/>
@@ -3615,7 +4616,7 @@
       </w:rPr>
     </w:lvl>
   </w:abstractNum>
-  <w:abstractNum w:abstractNumId="4" w15:restartNumberingAfterBreak="0">
+  <w:abstractNum w:abstractNumId="5" w15:restartNumberingAfterBreak="0">
     <w:nsid w:val="25195B0A"/>
     <w:multiLevelType w:val="multilevel"/>
     <w:tmpl w:val="8DEE565C"/>
@@ -3728,7 +4729,7 @@
       </w:pPr>
     </w:lvl>
   </w:abstractNum>
-  <w:abstractNum w:abstractNumId="5" w15:restartNumberingAfterBreak="0">
+  <w:abstractNum w:abstractNumId="6" w15:restartNumberingAfterBreak="0">
     <w:nsid w:val="2B1E670E"/>
     <w:multiLevelType w:val="multilevel"/>
     <w:tmpl w:val="9AD43888"/>
@@ -3877,7 +4878,7 @@
       </w:rPr>
     </w:lvl>
   </w:abstractNum>
-  <w:abstractNum w:abstractNumId="6" w15:restartNumberingAfterBreak="0">
+  <w:abstractNum w:abstractNumId="7" w15:restartNumberingAfterBreak="0">
     <w:nsid w:val="329A0A96"/>
     <w:multiLevelType w:val="multilevel"/>
     <w:tmpl w:val="AC6402AE"/>
@@ -4026,7 +5027,7 @@
       </w:rPr>
     </w:lvl>
   </w:abstractNum>
-  <w:abstractNum w:abstractNumId="7" w15:restartNumberingAfterBreak="0">
+  <w:abstractNum w:abstractNumId="8" w15:restartNumberingAfterBreak="0">
     <w:nsid w:val="34712351"/>
     <w:multiLevelType w:val="multilevel"/>
     <w:tmpl w:val="2E4C9B8E"/>
@@ -4175,7 +5176,7 @@
       </w:rPr>
     </w:lvl>
   </w:abstractNum>
-  <w:abstractNum w:abstractNumId="8" w15:restartNumberingAfterBreak="0">
+  <w:abstractNum w:abstractNumId="9" w15:restartNumberingAfterBreak="0">
     <w:nsid w:val="3C0C58C8"/>
     <w:multiLevelType w:val="multilevel"/>
     <w:tmpl w:val="8190FDEC"/>
@@ -4324,7 +5325,7 @@
       </w:rPr>
     </w:lvl>
   </w:abstractNum>
-  <w:abstractNum w:abstractNumId="9" w15:restartNumberingAfterBreak="0">
+  <w:abstractNum w:abstractNumId="10" w15:restartNumberingAfterBreak="0">
     <w:nsid w:val="3C513100"/>
     <w:multiLevelType w:val="multilevel"/>
     <w:tmpl w:val="EE4C72E2"/>
@@ -4473,7 +5474,7 @@
       </w:rPr>
     </w:lvl>
   </w:abstractNum>
-  <w:abstractNum w:abstractNumId="10" w15:restartNumberingAfterBreak="0">
+  <w:abstractNum w:abstractNumId="11" w15:restartNumberingAfterBreak="0">
     <w:nsid w:val="3C9A30D6"/>
     <w:multiLevelType w:val="multilevel"/>
     <w:tmpl w:val="97FE4F12"/>
@@ -4622,7 +5623,7 @@
       </w:rPr>
     </w:lvl>
   </w:abstractNum>
-  <w:abstractNum w:abstractNumId="11" w15:restartNumberingAfterBreak="0">
+  <w:abstractNum w:abstractNumId="12" w15:restartNumberingAfterBreak="0">
     <w:nsid w:val="41FE755E"/>
     <w:multiLevelType w:val="multilevel"/>
     <w:tmpl w:val="BF801348"/>
@@ -4771,7 +5772,7 @@
       </w:rPr>
     </w:lvl>
   </w:abstractNum>
-  <w:abstractNum w:abstractNumId="12" w15:restartNumberingAfterBreak="0">
+  <w:abstractNum w:abstractNumId="13" w15:restartNumberingAfterBreak="0">
     <w:nsid w:val="494C3EC7"/>
     <w:multiLevelType w:val="multilevel"/>
     <w:tmpl w:val="1BAE5830"/>
@@ -4920,7 +5921,156 @@
       </w:rPr>
     </w:lvl>
   </w:abstractNum>
-  <w:abstractNum w:abstractNumId="13" w15:restartNumberingAfterBreak="0">
+  <w:abstractNum w:abstractNumId="14" w15:restartNumberingAfterBreak="0">
+    <w:nsid w:val="4AFF6454"/>
+    <w:multiLevelType w:val="multilevel"/>
+    <w:tmpl w:val="4FBC6044"/>
+    <w:lvl w:ilvl="0">
+      <w:start w:val="1"/>
+      <w:numFmt w:val="bullet"/>
+      <w:lvlText w:val=""/>
+      <w:lvlJc w:val="left"/>
+      <w:pPr>
+        <w:tabs>
+          <w:tab w:val="num" w:pos="720"/>
+        </w:tabs>
+        <w:ind w:left="720" w:hanging="360"/>
+      </w:pPr>
+      <w:rPr>
+        <w:rFonts w:ascii="Symbol" w:hAnsi="Symbol" w:hint="default"/>
+        <w:sz w:val="20"/>
+      </w:rPr>
+    </w:lvl>
+    <w:lvl w:ilvl="1">
+      <w:start w:val="1"/>
+      <w:numFmt w:val="bullet"/>
+      <w:lvlText w:val=""/>
+      <w:lvlJc w:val="left"/>
+      <w:pPr>
+        <w:tabs>
+          <w:tab w:val="num" w:pos="1440"/>
+        </w:tabs>
+        <w:ind w:left="1440" w:hanging="360"/>
+      </w:pPr>
+      <w:rPr>
+        <w:rFonts w:ascii="Symbol" w:hAnsi="Symbol" w:hint="default"/>
+        <w:sz w:val="20"/>
+      </w:rPr>
+    </w:lvl>
+    <w:lvl w:ilvl="2" w:tentative="1">
+      <w:start w:val="1"/>
+      <w:numFmt w:val="bullet"/>
+      <w:lvlText w:val=""/>
+      <w:lvlJc w:val="left"/>
+      <w:pPr>
+        <w:tabs>
+          <w:tab w:val="num" w:pos="2160"/>
+        </w:tabs>
+        <w:ind w:left="2160" w:hanging="360"/>
+      </w:pPr>
+      <w:rPr>
+        <w:rFonts w:ascii="Symbol" w:hAnsi="Symbol" w:hint="default"/>
+        <w:sz w:val="20"/>
+      </w:rPr>
+    </w:lvl>
+    <w:lvl w:ilvl="3" w:tentative="1">
+      <w:start w:val="1"/>
+      <w:numFmt w:val="bullet"/>
+      <w:lvlText w:val=""/>
+      <w:lvlJc w:val="left"/>
+      <w:pPr>
+        <w:tabs>
+          <w:tab w:val="num" w:pos="2880"/>
+        </w:tabs>
+        <w:ind w:left="2880" w:hanging="360"/>
+      </w:pPr>
+      <w:rPr>
+        <w:rFonts w:ascii="Symbol" w:hAnsi="Symbol" w:hint="default"/>
+        <w:sz w:val="20"/>
+      </w:rPr>
+    </w:lvl>
+    <w:lvl w:ilvl="4" w:tentative="1">
+      <w:start w:val="1"/>
+      <w:numFmt w:val="bullet"/>
+      <w:lvlText w:val=""/>
+      <w:lvlJc w:val="left"/>
+      <w:pPr>
+        <w:tabs>
+          <w:tab w:val="num" w:pos="3600"/>
+        </w:tabs>
+        <w:ind w:left="3600" w:hanging="360"/>
+      </w:pPr>
+      <w:rPr>
+        <w:rFonts w:ascii="Symbol" w:hAnsi="Symbol" w:hint="default"/>
+        <w:sz w:val="20"/>
+      </w:rPr>
+    </w:lvl>
+    <w:lvl w:ilvl="5" w:tentative="1">
+      <w:start w:val="1"/>
+      <w:numFmt w:val="bullet"/>
+      <w:lvlText w:val=""/>
+      <w:lvlJc w:val="left"/>
+      <w:pPr>
+        <w:tabs>
+          <w:tab w:val="num" w:pos="4320"/>
+        </w:tabs>
+        <w:ind w:left="4320" w:hanging="360"/>
+      </w:pPr>
+      <w:rPr>
+        <w:rFonts w:ascii="Symbol" w:hAnsi="Symbol" w:hint="default"/>
+        <w:sz w:val="20"/>
+      </w:rPr>
+    </w:lvl>
+    <w:lvl w:ilvl="6" w:tentative="1">
+      <w:start w:val="1"/>
+      <w:numFmt w:val="bullet"/>
+      <w:lvlText w:val=""/>
+      <w:lvlJc w:val="left"/>
+      <w:pPr>
+        <w:tabs>
+          <w:tab w:val="num" w:pos="5040"/>
+        </w:tabs>
+        <w:ind w:left="5040" w:hanging="360"/>
+      </w:pPr>
+      <w:rPr>
+        <w:rFonts w:ascii="Symbol" w:hAnsi="Symbol" w:hint="default"/>
+        <w:sz w:val="20"/>
+      </w:rPr>
+    </w:lvl>
+    <w:lvl w:ilvl="7" w:tentative="1">
+      <w:start w:val="1"/>
+      <w:numFmt w:val="bullet"/>
+      <w:lvlText w:val=""/>
+      <w:lvlJc w:val="left"/>
+      <w:pPr>
+        <w:tabs>
+          <w:tab w:val="num" w:pos="5760"/>
+        </w:tabs>
+        <w:ind w:left="5760" w:hanging="360"/>
+      </w:pPr>
+      <w:rPr>
+        <w:rFonts w:ascii="Symbol" w:hAnsi="Symbol" w:hint="default"/>
+        <w:sz w:val="20"/>
+      </w:rPr>
+    </w:lvl>
+    <w:lvl w:ilvl="8" w:tentative="1">
+      <w:start w:val="1"/>
+      <w:numFmt w:val="bullet"/>
+      <w:lvlText w:val=""/>
+      <w:lvlJc w:val="left"/>
+      <w:pPr>
+        <w:tabs>
+          <w:tab w:val="num" w:pos="6480"/>
+        </w:tabs>
+        <w:ind w:left="6480" w:hanging="360"/>
+      </w:pPr>
+      <w:rPr>
+        <w:rFonts w:ascii="Symbol" w:hAnsi="Symbol" w:hint="default"/>
+        <w:sz w:val="20"/>
+      </w:rPr>
+    </w:lvl>
+  </w:abstractNum>
+  <w:abstractNum w:abstractNumId="15" w15:restartNumberingAfterBreak="0">
     <w:nsid w:val="4BEB3042"/>
     <w:multiLevelType w:val="multilevel"/>
     <w:tmpl w:val="FC08892C"/>
@@ -5069,7 +6219,305 @@
       </w:rPr>
     </w:lvl>
   </w:abstractNum>
-  <w:abstractNum w:abstractNumId="14" w15:restartNumberingAfterBreak="0">
+  <w:abstractNum w:abstractNumId="16" w15:restartNumberingAfterBreak="0">
+    <w:nsid w:val="4C0C3D97"/>
+    <w:multiLevelType w:val="multilevel"/>
+    <w:tmpl w:val="FE549594"/>
+    <w:lvl w:ilvl="0">
+      <w:start w:val="1"/>
+      <w:numFmt w:val="bullet"/>
+      <w:lvlText w:val=""/>
+      <w:lvlJc w:val="left"/>
+      <w:pPr>
+        <w:tabs>
+          <w:tab w:val="num" w:pos="720"/>
+        </w:tabs>
+        <w:ind w:left="720" w:hanging="360"/>
+      </w:pPr>
+      <w:rPr>
+        <w:rFonts w:ascii="Symbol" w:hAnsi="Symbol" w:hint="default"/>
+        <w:sz w:val="20"/>
+      </w:rPr>
+    </w:lvl>
+    <w:lvl w:ilvl="1">
+      <w:start w:val="1"/>
+      <w:numFmt w:val="bullet"/>
+      <w:lvlText w:val=""/>
+      <w:lvlJc w:val="left"/>
+      <w:pPr>
+        <w:tabs>
+          <w:tab w:val="num" w:pos="1440"/>
+        </w:tabs>
+        <w:ind w:left="1440" w:hanging="360"/>
+      </w:pPr>
+      <w:rPr>
+        <w:rFonts w:ascii="Symbol" w:hAnsi="Symbol" w:hint="default"/>
+        <w:sz w:val="20"/>
+      </w:rPr>
+    </w:lvl>
+    <w:lvl w:ilvl="2" w:tentative="1">
+      <w:start w:val="1"/>
+      <w:numFmt w:val="bullet"/>
+      <w:lvlText w:val=""/>
+      <w:lvlJc w:val="left"/>
+      <w:pPr>
+        <w:tabs>
+          <w:tab w:val="num" w:pos="2160"/>
+        </w:tabs>
+        <w:ind w:left="2160" w:hanging="360"/>
+      </w:pPr>
+      <w:rPr>
+        <w:rFonts w:ascii="Symbol" w:hAnsi="Symbol" w:hint="default"/>
+        <w:sz w:val="20"/>
+      </w:rPr>
+    </w:lvl>
+    <w:lvl w:ilvl="3" w:tentative="1">
+      <w:start w:val="1"/>
+      <w:numFmt w:val="bullet"/>
+      <w:lvlText w:val=""/>
+      <w:lvlJc w:val="left"/>
+      <w:pPr>
+        <w:tabs>
+          <w:tab w:val="num" w:pos="2880"/>
+        </w:tabs>
+        <w:ind w:left="2880" w:hanging="360"/>
+      </w:pPr>
+      <w:rPr>
+        <w:rFonts w:ascii="Symbol" w:hAnsi="Symbol" w:hint="default"/>
+        <w:sz w:val="20"/>
+      </w:rPr>
+    </w:lvl>
+    <w:lvl w:ilvl="4" w:tentative="1">
+      <w:start w:val="1"/>
+      <w:numFmt w:val="bullet"/>
+      <w:lvlText w:val=""/>
+      <w:lvlJc w:val="left"/>
+      <w:pPr>
+        <w:tabs>
+          <w:tab w:val="num" w:pos="3600"/>
+        </w:tabs>
+        <w:ind w:left="3600" w:hanging="360"/>
+      </w:pPr>
+      <w:rPr>
+        <w:rFonts w:ascii="Symbol" w:hAnsi="Symbol" w:hint="default"/>
+        <w:sz w:val="20"/>
+      </w:rPr>
+    </w:lvl>
+    <w:lvl w:ilvl="5" w:tentative="1">
+      <w:start w:val="1"/>
+      <w:numFmt w:val="bullet"/>
+      <w:lvlText w:val=""/>
+      <w:lvlJc w:val="left"/>
+      <w:pPr>
+        <w:tabs>
+          <w:tab w:val="num" w:pos="4320"/>
+        </w:tabs>
+        <w:ind w:left="4320" w:hanging="360"/>
+      </w:pPr>
+      <w:rPr>
+        <w:rFonts w:ascii="Symbol" w:hAnsi="Symbol" w:hint="default"/>
+        <w:sz w:val="20"/>
+      </w:rPr>
+    </w:lvl>
+    <w:lvl w:ilvl="6" w:tentative="1">
+      <w:start w:val="1"/>
+      <w:numFmt w:val="bullet"/>
+      <w:lvlText w:val=""/>
+      <w:lvlJc w:val="left"/>
+      <w:pPr>
+        <w:tabs>
+          <w:tab w:val="num" w:pos="5040"/>
+        </w:tabs>
+        <w:ind w:left="5040" w:hanging="360"/>
+      </w:pPr>
+      <w:rPr>
+        <w:rFonts w:ascii="Symbol" w:hAnsi="Symbol" w:hint="default"/>
+        <w:sz w:val="20"/>
+      </w:rPr>
+    </w:lvl>
+    <w:lvl w:ilvl="7" w:tentative="1">
+      <w:start w:val="1"/>
+      <w:numFmt w:val="bullet"/>
+      <w:lvlText w:val=""/>
+      <w:lvlJc w:val="left"/>
+      <w:pPr>
+        <w:tabs>
+          <w:tab w:val="num" w:pos="5760"/>
+        </w:tabs>
+        <w:ind w:left="5760" w:hanging="360"/>
+      </w:pPr>
+      <w:rPr>
+        <w:rFonts w:ascii="Symbol" w:hAnsi="Symbol" w:hint="default"/>
+        <w:sz w:val="20"/>
+      </w:rPr>
+    </w:lvl>
+    <w:lvl w:ilvl="8" w:tentative="1">
+      <w:start w:val="1"/>
+      <w:numFmt w:val="bullet"/>
+      <w:lvlText w:val=""/>
+      <w:lvlJc w:val="left"/>
+      <w:pPr>
+        <w:tabs>
+          <w:tab w:val="num" w:pos="6480"/>
+        </w:tabs>
+        <w:ind w:left="6480" w:hanging="360"/>
+      </w:pPr>
+      <w:rPr>
+        <w:rFonts w:ascii="Symbol" w:hAnsi="Symbol" w:hint="default"/>
+        <w:sz w:val="20"/>
+      </w:rPr>
+    </w:lvl>
+  </w:abstractNum>
+  <w:abstractNum w:abstractNumId="17" w15:restartNumberingAfterBreak="0">
+    <w:nsid w:val="4FE71528"/>
+    <w:multiLevelType w:val="multilevel"/>
+    <w:tmpl w:val="C58031E6"/>
+    <w:lvl w:ilvl="0">
+      <w:start w:val="1"/>
+      <w:numFmt w:val="bullet"/>
+      <w:lvlText w:val=""/>
+      <w:lvlJc w:val="left"/>
+      <w:pPr>
+        <w:tabs>
+          <w:tab w:val="num" w:pos="720"/>
+        </w:tabs>
+        <w:ind w:left="720" w:hanging="360"/>
+      </w:pPr>
+      <w:rPr>
+        <w:rFonts w:ascii="Symbol" w:hAnsi="Symbol" w:hint="default"/>
+        <w:sz w:val="20"/>
+      </w:rPr>
+    </w:lvl>
+    <w:lvl w:ilvl="1">
+      <w:start w:val="1"/>
+      <w:numFmt w:val="bullet"/>
+      <w:lvlText w:val=""/>
+      <w:lvlJc w:val="left"/>
+      <w:pPr>
+        <w:tabs>
+          <w:tab w:val="num" w:pos="1440"/>
+        </w:tabs>
+        <w:ind w:left="1440" w:hanging="360"/>
+      </w:pPr>
+      <w:rPr>
+        <w:rFonts w:ascii="Symbol" w:hAnsi="Symbol" w:hint="default"/>
+        <w:sz w:val="20"/>
+      </w:rPr>
+    </w:lvl>
+    <w:lvl w:ilvl="2" w:tentative="1">
+      <w:start w:val="1"/>
+      <w:numFmt w:val="bullet"/>
+      <w:lvlText w:val=""/>
+      <w:lvlJc w:val="left"/>
+      <w:pPr>
+        <w:tabs>
+          <w:tab w:val="num" w:pos="2160"/>
+        </w:tabs>
+        <w:ind w:left="2160" w:hanging="360"/>
+      </w:pPr>
+      <w:rPr>
+        <w:rFonts w:ascii="Symbol" w:hAnsi="Symbol" w:hint="default"/>
+        <w:sz w:val="20"/>
+      </w:rPr>
+    </w:lvl>
+    <w:lvl w:ilvl="3" w:tentative="1">
+      <w:start w:val="1"/>
+      <w:numFmt w:val="bullet"/>
+      <w:lvlText w:val=""/>
+      <w:lvlJc w:val="left"/>
+      <w:pPr>
+        <w:tabs>
+          <w:tab w:val="num" w:pos="2880"/>
+        </w:tabs>
+        <w:ind w:left="2880" w:hanging="360"/>
+      </w:pPr>
+      <w:rPr>
+        <w:rFonts w:ascii="Symbol" w:hAnsi="Symbol" w:hint="default"/>
+        <w:sz w:val="20"/>
+      </w:rPr>
+    </w:lvl>
+    <w:lvl w:ilvl="4" w:tentative="1">
+      <w:start w:val="1"/>
+      <w:numFmt w:val="bullet"/>
+      <w:lvlText w:val=""/>
+      <w:lvlJc w:val="left"/>
+      <w:pPr>
+        <w:tabs>
+          <w:tab w:val="num" w:pos="3600"/>
+        </w:tabs>
+        <w:ind w:left="3600" w:hanging="360"/>
+      </w:pPr>
+      <w:rPr>
+        <w:rFonts w:ascii="Symbol" w:hAnsi="Symbol" w:hint="default"/>
+        <w:sz w:val="20"/>
+      </w:rPr>
+    </w:lvl>
+    <w:lvl w:ilvl="5" w:tentative="1">
+      <w:start w:val="1"/>
+      <w:numFmt w:val="bullet"/>
+      <w:lvlText w:val=""/>
+      <w:lvlJc w:val="left"/>
+      <w:pPr>
+        <w:tabs>
+          <w:tab w:val="num" w:pos="4320"/>
+        </w:tabs>
+        <w:ind w:left="4320" w:hanging="360"/>
+      </w:pPr>
+      <w:rPr>
+        <w:rFonts w:ascii="Symbol" w:hAnsi="Symbol" w:hint="default"/>
+        <w:sz w:val="20"/>
+      </w:rPr>
+    </w:lvl>
+    <w:lvl w:ilvl="6" w:tentative="1">
+      <w:start w:val="1"/>
+      <w:numFmt w:val="bullet"/>
+      <w:lvlText w:val=""/>
+      <w:lvlJc w:val="left"/>
+      <w:pPr>
+        <w:tabs>
+          <w:tab w:val="num" w:pos="5040"/>
+        </w:tabs>
+        <w:ind w:left="5040" w:hanging="360"/>
+      </w:pPr>
+      <w:rPr>
+        <w:rFonts w:ascii="Symbol" w:hAnsi="Symbol" w:hint="default"/>
+        <w:sz w:val="20"/>
+      </w:rPr>
+    </w:lvl>
+    <w:lvl w:ilvl="7" w:tentative="1">
+      <w:start w:val="1"/>
+      <w:numFmt w:val="bullet"/>
+      <w:lvlText w:val=""/>
+      <w:lvlJc w:val="left"/>
+      <w:pPr>
+        <w:tabs>
+          <w:tab w:val="num" w:pos="5760"/>
+        </w:tabs>
+        <w:ind w:left="5760" w:hanging="360"/>
+      </w:pPr>
+      <w:rPr>
+        <w:rFonts w:ascii="Symbol" w:hAnsi="Symbol" w:hint="default"/>
+        <w:sz w:val="20"/>
+      </w:rPr>
+    </w:lvl>
+    <w:lvl w:ilvl="8" w:tentative="1">
+      <w:start w:val="1"/>
+      <w:numFmt w:val="bullet"/>
+      <w:lvlText w:val=""/>
+      <w:lvlJc w:val="left"/>
+      <w:pPr>
+        <w:tabs>
+          <w:tab w:val="num" w:pos="6480"/>
+        </w:tabs>
+        <w:ind w:left="6480" w:hanging="360"/>
+      </w:pPr>
+      <w:rPr>
+        <w:rFonts w:ascii="Symbol" w:hAnsi="Symbol" w:hint="default"/>
+        <w:sz w:val="20"/>
+      </w:rPr>
+    </w:lvl>
+  </w:abstractNum>
+  <w:abstractNum w:abstractNumId="18" w15:restartNumberingAfterBreak="0">
     <w:nsid w:val="52554208"/>
     <w:multiLevelType w:val="multilevel"/>
     <w:tmpl w:val="D3F2A592"/>
@@ -5218,7 +6666,7 @@
       </w:rPr>
     </w:lvl>
   </w:abstractNum>
-  <w:abstractNum w:abstractNumId="15" w15:restartNumberingAfterBreak="0">
+  <w:abstractNum w:abstractNumId="19" w15:restartNumberingAfterBreak="0">
     <w:nsid w:val="55A31BE9"/>
     <w:multiLevelType w:val="multilevel"/>
     <w:tmpl w:val="D6FE7BDE"/>
@@ -5367,7 +6815,7 @@
       </w:rPr>
     </w:lvl>
   </w:abstractNum>
-  <w:abstractNum w:abstractNumId="16" w15:restartNumberingAfterBreak="0">
+  <w:abstractNum w:abstractNumId="20" w15:restartNumberingAfterBreak="0">
     <w:nsid w:val="57CB57A9"/>
     <w:multiLevelType w:val="multilevel"/>
     <w:tmpl w:val="80BC0A18"/>
@@ -5516,7 +6964,7 @@
       </w:rPr>
     </w:lvl>
   </w:abstractNum>
-  <w:abstractNum w:abstractNumId="17" w15:restartNumberingAfterBreak="0">
+  <w:abstractNum w:abstractNumId="21" w15:restartNumberingAfterBreak="0">
     <w:nsid w:val="57D95B25"/>
     <w:multiLevelType w:val="multilevel"/>
     <w:tmpl w:val="E91A22C6"/>
@@ -5665,7 +7113,7 @@
       </w:rPr>
     </w:lvl>
   </w:abstractNum>
-  <w:abstractNum w:abstractNumId="18" w15:restartNumberingAfterBreak="0">
+  <w:abstractNum w:abstractNumId="22" w15:restartNumberingAfterBreak="0">
     <w:nsid w:val="5B9064D4"/>
     <w:multiLevelType w:val="multilevel"/>
     <w:tmpl w:val="C43E1794"/>
@@ -5814,7 +7262,7 @@
       </w:rPr>
     </w:lvl>
   </w:abstractNum>
-  <w:abstractNum w:abstractNumId="19" w15:restartNumberingAfterBreak="0">
+  <w:abstractNum w:abstractNumId="23" w15:restartNumberingAfterBreak="0">
     <w:nsid w:val="5FC43D99"/>
     <w:multiLevelType w:val="hybridMultilevel"/>
     <w:tmpl w:val="0409000F"/>
@@ -5936,7 +7384,7 @@
       </w:rPr>
     </w:lvl>
   </w:abstractNum>
-  <w:abstractNum w:abstractNumId="20" w15:restartNumberingAfterBreak="0">
+  <w:abstractNum w:abstractNumId="24" w15:restartNumberingAfterBreak="0">
     <w:nsid w:val="61233934"/>
     <w:multiLevelType w:val="multilevel"/>
     <w:tmpl w:val="6BF4E0F2"/>
@@ -6085,7 +7533,7 @@
       </w:rPr>
     </w:lvl>
   </w:abstractNum>
-  <w:abstractNum w:abstractNumId="21" w15:restartNumberingAfterBreak="0">
+  <w:abstractNum w:abstractNumId="25" w15:restartNumberingAfterBreak="0">
     <w:nsid w:val="671D0AE7"/>
     <w:multiLevelType w:val="multilevel"/>
     <w:tmpl w:val="D2603D98"/>
@@ -6234,7 +7682,7 @@
       </w:rPr>
     </w:lvl>
   </w:abstractNum>
-  <w:abstractNum w:abstractNumId="22" w15:restartNumberingAfterBreak="0">
+  <w:abstractNum w:abstractNumId="26" w15:restartNumberingAfterBreak="0">
     <w:nsid w:val="75662C51"/>
     <w:multiLevelType w:val="multilevel"/>
     <w:tmpl w:val="CBE22A7A"/>
@@ -6383,7 +7831,7 @@
       </w:rPr>
     </w:lvl>
   </w:abstractNum>
-  <w:abstractNum w:abstractNumId="23" w15:restartNumberingAfterBreak="0">
+  <w:abstractNum w:abstractNumId="27" w15:restartNumberingAfterBreak="0">
     <w:nsid w:val="775248F2"/>
     <w:multiLevelType w:val="multilevel"/>
     <w:tmpl w:val="621EA120"/>
@@ -6532,7 +7980,7 @@
       </w:rPr>
     </w:lvl>
   </w:abstractNum>
-  <w:abstractNum w:abstractNumId="24" w15:restartNumberingAfterBreak="0">
+  <w:abstractNum w:abstractNumId="28" w15:restartNumberingAfterBreak="0">
     <w:nsid w:val="79C07BE7"/>
     <w:multiLevelType w:val="multilevel"/>
     <w:tmpl w:val="5EE4B9E2"/>
@@ -6649,7 +8097,7 @@
       </w:pPr>
     </w:lvl>
   </w:abstractNum>
-  <w:abstractNum w:abstractNumId="25" w15:restartNumberingAfterBreak="0">
+  <w:abstractNum w:abstractNumId="29" w15:restartNumberingAfterBreak="0">
     <w:nsid w:val="7ACA6280"/>
     <w:multiLevelType w:val="multilevel"/>
     <w:tmpl w:val="1BC4AE10"/>
@@ -6798,7 +8246,7 @@
       </w:rPr>
     </w:lvl>
   </w:abstractNum>
-  <w:abstractNum w:abstractNumId="26" w15:restartNumberingAfterBreak="0">
+  <w:abstractNum w:abstractNumId="30" w15:restartNumberingAfterBreak="0">
     <w:nsid w:val="7B901086"/>
     <w:multiLevelType w:val="multilevel"/>
     <w:tmpl w:val="1C32F070"/>
@@ -6948,85 +8396,97 @@
     </w:lvl>
   </w:abstractNum>
   <w:num w:numId="1" w16cid:durableId="2136875188">
-    <w:abstractNumId w:val="8"/>
+    <w:abstractNumId w:val="9"/>
   </w:num>
   <w:num w:numId="2" w16cid:durableId="1252543492">
-    <w:abstractNumId w:val="16"/>
+    <w:abstractNumId w:val="20"/>
   </w:num>
   <w:num w:numId="3" w16cid:durableId="109982691">
+    <w:abstractNumId w:val="26"/>
+  </w:num>
+  <w:num w:numId="4" w16cid:durableId="1122966300">
+    <w:abstractNumId w:val="13"/>
+  </w:num>
+  <w:num w:numId="5" w16cid:durableId="1990936955">
+    <w:abstractNumId w:val="12"/>
+  </w:num>
+  <w:num w:numId="6" w16cid:durableId="215511686">
+    <w:abstractNumId w:val="6"/>
+  </w:num>
+  <w:num w:numId="7" w16cid:durableId="1809125927">
+    <w:abstractNumId w:val="11"/>
+  </w:num>
+  <w:num w:numId="8" w16cid:durableId="724376284">
+    <w:abstractNumId w:val="3"/>
+  </w:num>
+  <w:num w:numId="9" w16cid:durableId="1613976304">
+    <w:abstractNumId w:val="2"/>
+  </w:num>
+  <w:num w:numId="10" w16cid:durableId="2140493648">
+    <w:abstractNumId w:val="23"/>
+  </w:num>
+  <w:num w:numId="11" w16cid:durableId="2020694024">
     <w:abstractNumId w:val="22"/>
   </w:num>
-  <w:num w:numId="4" w16cid:durableId="1122966300">
-    <w:abstractNumId w:val="12"/>
+  <w:num w:numId="12" w16cid:durableId="772823961">
+    <w:abstractNumId w:val="25"/>
   </w:num>
-  <w:num w:numId="5" w16cid:durableId="1990936955">
-    <w:abstractNumId w:val="11"/>
-  </w:num>
-  <w:num w:numId="6" w16cid:durableId="215511686">
-    <w:abstractNumId w:val="5"/>
-  </w:num>
-  <w:num w:numId="7" w16cid:durableId="1809125927">
-    <w:abstractNumId w:val="10"/>
-  </w:num>
-  <w:num w:numId="8" w16cid:durableId="724376284">
-    <w:abstractNumId w:val="2"/>
-  </w:num>
-  <w:num w:numId="9" w16cid:durableId="1613976304">
-    <w:abstractNumId w:val="1"/>
-  </w:num>
-  <w:num w:numId="10" w16cid:durableId="2140493648">
-    <w:abstractNumId w:val="19"/>
-  </w:num>
-  <w:num w:numId="11" w16cid:durableId="2020694024">
+  <w:num w:numId="13" w16cid:durableId="495389296">
     <w:abstractNumId w:val="18"/>
   </w:num>
-  <w:num w:numId="12" w16cid:durableId="772823961">
+  <w:num w:numId="14" w16cid:durableId="1961639913">
+    <w:abstractNumId w:val="4"/>
+  </w:num>
+  <w:num w:numId="15" w16cid:durableId="1009285981">
     <w:abstractNumId w:val="21"/>
   </w:num>
-  <w:num w:numId="13" w16cid:durableId="495389296">
-    <w:abstractNumId w:val="14"/>
-  </w:num>
-  <w:num w:numId="14" w16cid:durableId="1961639913">
-    <w:abstractNumId w:val="3"/>
-  </w:num>
-  <w:num w:numId="15" w16cid:durableId="1009285981">
-    <w:abstractNumId w:val="17"/>
-  </w:num>
   <w:num w:numId="16" w16cid:durableId="1667827184">
-    <w:abstractNumId w:val="23"/>
+    <w:abstractNumId w:val="27"/>
   </w:num>
   <w:num w:numId="17" w16cid:durableId="423378089">
     <w:abstractNumId w:val="0"/>
   </w:num>
   <w:num w:numId="18" w16cid:durableId="352193279">
-    <w:abstractNumId w:val="20"/>
+    <w:abstractNumId w:val="24"/>
   </w:num>
   <w:num w:numId="19" w16cid:durableId="1221482925">
-    <w:abstractNumId w:val="26"/>
+    <w:abstractNumId w:val="30"/>
   </w:num>
   <w:num w:numId="20" w16cid:durableId="1260872948">
+    <w:abstractNumId w:val="19"/>
+  </w:num>
+  <w:num w:numId="21" w16cid:durableId="262689958">
+    <w:abstractNumId w:val="8"/>
+  </w:num>
+  <w:num w:numId="22" w16cid:durableId="241649666">
+    <w:abstractNumId w:val="7"/>
+  </w:num>
+  <w:num w:numId="23" w16cid:durableId="1483354513">
+    <w:abstractNumId w:val="10"/>
+  </w:num>
+  <w:num w:numId="24" w16cid:durableId="876039775">
+    <w:abstractNumId w:val="5"/>
+  </w:num>
+  <w:num w:numId="25" w16cid:durableId="2045134922">
     <w:abstractNumId w:val="15"/>
   </w:num>
-  <w:num w:numId="21" w16cid:durableId="262689958">
-    <w:abstractNumId w:val="7"/>
-  </w:num>
-  <w:num w:numId="22" w16cid:durableId="241649666">
-    <w:abstractNumId w:val="6"/>
-  </w:num>
-  <w:num w:numId="23" w16cid:durableId="1483354513">
-    <w:abstractNumId w:val="9"/>
-  </w:num>
-  <w:num w:numId="24" w16cid:durableId="876039775">
-    <w:abstractNumId w:val="4"/>
-  </w:num>
-  <w:num w:numId="25" w16cid:durableId="2045134922">
-    <w:abstractNumId w:val="13"/>
-  </w:num>
   <w:num w:numId="26" w16cid:durableId="155532631">
-    <w:abstractNumId w:val="25"/>
+    <w:abstractNumId w:val="29"/>
   </w:num>
   <w:num w:numId="27" w16cid:durableId="1710959510">
-    <w:abstractNumId w:val="24"/>
+    <w:abstractNumId w:val="28"/>
+  </w:num>
+  <w:num w:numId="28" w16cid:durableId="972832533">
+    <w:abstractNumId w:val="14"/>
+  </w:num>
+  <w:num w:numId="29" w16cid:durableId="2016299773">
+    <w:abstractNumId w:val="16"/>
+  </w:num>
+  <w:num w:numId="30" w16cid:durableId="564412358">
+    <w:abstractNumId w:val="1"/>
+  </w:num>
+  <w:num w:numId="31" w16cid:durableId="1573663085">
+    <w:abstractNumId w:val="17"/>
   </w:num>
 </w:numbering>
 </file>
